--- a/1-laboratoriyaIshi.docx
+++ b/1-laboratoriyaIshi.docx
@@ -74,6 +74,7 @@
     </w:p>
     <w:p>
       <w:pPr>
+        <w:ind w:firstLine="560" w:firstLineChars="200"/>
         <w:jc w:val="both"/>
         <w:rPr>
           <w:rFonts w:ascii="Times New Roman" w:hAnsi="Times New Roman" w:cs="Times New Roman"/>
@@ -82,8 +83,6 @@
           <w:lang w:val="en-US"/>
         </w:rPr>
       </w:pPr>
-      <w:bookmarkStart w:id="0" w:name="_GoBack"/>
-      <w:bookmarkEnd w:id="0"/>
       <w:r>
         <w:rPr>
           <w:rFonts w:ascii="Times New Roman" w:hAnsi="Times New Roman" w:cs="Times New Roman"/>
@@ -193,6 +192,7 @@
     </w:p>
     <w:p>
       <w:pPr>
+        <w:ind w:firstLine="560" w:firstLineChars="200"/>
         <w:jc w:val="both"/>
         <w:rPr>
           <w:rFonts w:ascii="Times New Roman" w:hAnsi="Times New Roman" w:cs="Times New Roman"/>
@@ -221,6 +221,7 @@
     </w:p>
     <w:p>
       <w:pPr>
+        <w:ind w:firstLine="420" w:firstLineChars="150"/>
         <w:jc w:val="both"/>
         <w:rPr>
           <w:rFonts w:ascii="Times New Roman" w:hAnsi="Times New Roman" w:cs="Times New Roman"/>
@@ -569,6 +570,7 @@
     </w:p>
     <w:p>
       <w:pPr>
+        <w:ind w:firstLine="420" w:firstLineChars="150"/>
         <w:jc w:val="both"/>
         <w:rPr>
           <w:rFonts w:ascii="Times New Roman" w:hAnsi="Times New Roman" w:cs="Times New Roman"/>
@@ -1191,17 +1193,6 @@
           <w:lang w:val="en-US"/>
         </w:rPr>
       </w:pPr>
-    </w:p>
-    <w:p>
-      <w:pPr>
-        <w:jc w:val="both"/>
-        <w:rPr>
-          <w:rFonts w:ascii="Times New Roman" w:hAnsi="Times New Roman" w:cs="Times New Roman"/>
-          <w:sz w:val="28"/>
-          <w:szCs w:val="28"/>
-          <w:lang w:val="en-US"/>
-        </w:rPr>
-      </w:pPr>
       <w:r>
         <w:rPr>
           <w:rFonts w:ascii="Times New Roman" w:hAnsi="Times New Roman" w:cs="Times New Roman"/>
@@ -2044,28 +2035,15 @@
         </w:rPr>
         <w:t>}</w:t>
       </w:r>
-    </w:p>
-    <w:p>
-      <w:pPr>
-        <w:jc w:val="both"/>
-        <w:rPr>
-          <w:rFonts w:ascii="Times New Roman" w:hAnsi="Times New Roman" w:cs="Times New Roman"/>
-          <w:sz w:val="28"/>
-          <w:szCs w:val="28"/>
-          <w:lang w:val="en-US"/>
-        </w:rPr>
-      </w:pPr>
-    </w:p>
-    <w:p>
-      <w:pPr>
-        <w:jc w:val="both"/>
-        <w:rPr>
-          <w:rFonts w:ascii="Times New Roman" w:hAnsi="Times New Roman" w:cs="Times New Roman"/>
-          <w:sz w:val="28"/>
-          <w:szCs w:val="28"/>
-          <w:lang w:val="en-US"/>
-        </w:rPr>
-      </w:pPr>
+      <w:r>
+        <w:rPr>
+          <w:rFonts w:hint="default" w:ascii="Times New Roman" w:hAnsi="Times New Roman" w:cs="Times New Roman"/>
+          <w:sz w:val="28"/>
+          <w:szCs w:val="28"/>
+          <w:lang w:val="uz-Latn-UZ"/>
+        </w:rPr>
+        <w:t xml:space="preserve">  </w:t>
+      </w:r>
       <w:r>
         <w:rPr>
           <w:rFonts w:ascii="Times New Roman" w:hAnsi="Times New Roman" w:cs="Times New Roman"/>
@@ -2263,9 +2241,10 @@
     <w:p>
       <w:pPr>
         <w:numPr>
+          <w:ilvl w:val="0"/>
           <w:numId w:val="0"/>
         </w:numPr>
-        <w:ind w:left="360" w:leftChars="0"/>
+        <w:ind w:firstLine="420" w:firstLineChars="150"/>
         <w:jc w:val="both"/>
         <w:rPr>
           <w:rFonts w:hint="default" w:ascii="Times New Roman" w:hAnsi="Times New Roman" w:cs="Times New Roman"/>
@@ -2314,6 +2293,7 @@
         <w:keepLines w:val="0"/>
         <w:widowControl/>
         <w:suppressLineNumbers w:val="0"/>
+        <w:ind w:firstLine="420" w:firstLineChars="150"/>
         <w:rPr>
           <w:rFonts w:hint="default" w:ascii="Times New Roman" w:hAnsi="Times New Roman" w:cs="Times New Roman"/>
           <w:sz w:val="28"/>
@@ -2571,6 +2551,7 @@
     <w:p>
       <w:pPr>
         <w:numPr>
+          <w:ilvl w:val="0"/>
           <w:numId w:val="0"/>
         </w:numPr>
         <w:jc w:val="both"/>
@@ -2618,8 +2599,10 @@
     <w:p>
       <w:pPr>
         <w:numPr>
+          <w:ilvl w:val="0"/>
           <w:numId w:val="0"/>
         </w:numPr>
+        <w:ind w:firstLine="420" w:firstLineChars="150"/>
         <w:jc w:val="both"/>
         <w:rPr>
           <w:rFonts w:hint="default" w:ascii="Times New Roman" w:hAnsi="Times New Roman" w:cs="Times New Roman"/>
@@ -2722,6 +2705,8 @@
         </w:rPr>
         <w:t>Talablar:</w:t>
       </w:r>
+      <w:bookmarkStart w:id="0" w:name="_GoBack"/>
+      <w:bookmarkEnd w:id="0"/>
     </w:p>
     <w:p>
       <w:pPr>
@@ -2796,6 +2781,7 @@
     <w:p>
       <w:pPr>
         <w:numPr>
+          <w:ilvl w:val="0"/>
           <w:numId w:val="0"/>
         </w:numPr>
         <w:jc w:val="both"/>
@@ -2819,6 +2805,7 @@
     <w:p>
       <w:pPr>
         <w:numPr>
+          <w:ilvl w:val="0"/>
           <w:numId w:val="0"/>
         </w:numPr>
         <w:jc w:val="both"/>
@@ -13464,6 +13451,7 @@
     <w:p>
       <w:pPr>
         <w:numPr>
+          <w:ilvl w:val="0"/>
           <w:numId w:val="0"/>
         </w:numPr>
         <w:jc w:val="both"/>
@@ -13487,6 +13475,7 @@
     <w:p>
       <w:pPr>
         <w:numPr>
+          <w:ilvl w:val="0"/>
           <w:numId w:val="0"/>
         </w:numPr>
         <w:jc w:val="both"/>
@@ -15354,6 +15343,7 @@
       <w:jc w:val="left"/>
     </w:pPr>
     <w:rPr>
+      <w:rFonts w:ascii="Times New Roman" w:hAnsi="Times New Roman" w:eastAsia="SimSun" w:cs="Times New Roman"/>
       <w:kern w:val="0"/>
       <w:sz w:val="24"/>
       <w:szCs w:val="24"/>
@@ -15553,6 +15543,7 @@
     <w:name w:val="Заголовок Знак"/>
     <w:basedOn w:val="11"/>
     <w:link w:val="16"/>
+    <w:qFormat/>
     <w:uiPriority w:val="10"/>
     <w:rPr>
       <w:rFonts w:asciiTheme="majorHAnsi" w:hAnsiTheme="majorHAnsi" w:eastAsiaTheme="majorEastAsia" w:cstheme="majorBidi"/>
